--- a/docs/cloud/dist/fa/01-proposal.docx
+++ b/docs/cloud/dist/fa/01-proposal.docx
@@ -52,14 +52,6 @@
           <w:rtl/>
         </w:rPr>
         <w:t xml:space="preserve">با فروشگاه مشتریان و کنسول مدیریت</w:t>
-      </w:r>
-    </w:p>
-    <w:p>
-      <w:pPr>
-        <w:pStyle w:val="Author"/>
-      </w:pPr>
-      <w:r>
-        <w:t xml:space="preserve">Nima Sarayan</w:t>
       </w:r>
     </w:p>
     <w:p>
@@ -389,7 +381,7 @@
         <w:rPr>
           <w:rtl/>
         </w:rPr>
-        <w:t xml:space="preserve">این پیشنهاد، یک پروژه‌ی دانشگاهی را توصیف می‌کند که هر دو کمبود را برطرف می‌کند و نتیجه را با استاندارد دانشگاهی مستند می‌سازد.</w:t>
+        <w:t xml:space="preserve">این پیشنهاد، یک پروژه را توصیف می‌کند که هر دو کمبود را برطرف می‌کند و نتیجه را به‌طور کامل مستند می‌سازد.</w:t>
       </w:r>
     </w:p>
     <w:bookmarkEnd w:id="20"/>
@@ -1320,7 +1312,7 @@
               <w:rPr>
                 <w:rtl/>
               </w:rPr>
-              <w:t xml:space="preserve">مستندسازی سامانه با استاندارد دانشگاهی.</w:t>
+              <w:t xml:space="preserve">مستندسازی کامل سامانه.</w:t>
             </w:r>
           </w:p>
         </w:tc>
@@ -2177,7 +2169,7 @@
       <w:r>
         <w:drawing>
           <wp:inline>
-            <wp:extent cx="5334000" cy="3259236"/>
+            <wp:extent cx="5334000" cy="3423192"/>
             <wp:effectExtent b="0" l="0" r="0" t="0"/>
             <wp:docPr descr="زمان‌بندی برنامه‌ریزی‌شده‌ی پروژه" title="" id="26" name="Picture"/>
             <a:graphic>
@@ -2198,7 +2190,7 @@
                   <pic:spPr bwMode="auto">
                     <a:xfrm>
                       <a:off x="0" y="0"/>
-                      <a:ext cx="5334000" cy="3259236"/>
+                      <a:ext cx="5334000" cy="3423192"/>
                     </a:xfrm>
                     <a:prstGeom prst="rect">
                       <a:avLst/>
